--- a/docs/course-production/held-video-recuts/generated/video-slot-01-welcome-script.docx
+++ b/docs/course-production/held-video-recuts/generated/video-slot-01-welcome-script.docx
@@ -117,6 +117,24 @@
     </w:p>
     <w:p>
       <w:pPr>
+        <w:spacing w:after="60"/>
+      </w:pPr>
+      <w:r>
+        <w:rPr>
+          <w:rFonts w:ascii="Calibri" w:hAnsi="Calibri"/>
+          <w:b/>
+        </w:rPr>
+        <w:t xml:space="preserve">Source depth: </w:t>
+      </w:r>
+      <w:r>
+        <w:rPr>
+          <w:rFonts w:ascii="Calibri" w:hAnsi="Calibri"/>
+        </w:rPr>
+        <w:t>621 spoken words; minimum 540</w:t>
+      </w:r>
+    </w:p>
+    <w:p>
+      <w:pPr>
         <w:pStyle w:val="Heading1"/>
       </w:pPr>
       <w:r>
@@ -161,7 +179,28 @@
         <w:keepLines/>
       </w:pPr>
       <w:r>
-        <w:t>Hi, I'm Andrea. Welcome to BMH Group. This training is here to help you understand how we serve people, how the work moves, and what good judgment sounds like in a real conversation.</w:t>
+        <w:t>Hi, I'm Andrea. Welcome to BMH Group. We are glad you are here, and I mean that. You made time to learn work that can change the direction of a difficult property situation for a real family. This training will show you how we serve people, how the work moves, and what sound judgment feels like in a live conversation.</w:t>
+      </w:r>
+    </w:p>
+    <w:p>
+      <w:pPr>
+        <w:keepNext/>
+        <w:keepLines/>
+        <w:spacing w:after="60"/>
+      </w:pPr>
+      <w:r>
+        <w:rPr>
+          <w:rFonts w:ascii="Calibri" w:hAnsi="Calibri"/>
+          <w:b/>
+          <w:color w:val="1F4D78"/>
+        </w:rPr>
+        <w:t xml:space="preserve">Coverage: </w:t>
+      </w:r>
+      <w:r>
+        <w:rPr>
+          <w:rFonts w:ascii="Calibri" w:hAnsi="Calibri"/>
+        </w:rPr>
+        <w:t>welcome, sincere-welcome</w:t>
       </w:r>
     </w:p>
     <w:p>
@@ -222,7 +261,28 @@
         <w:keepLines/>
       </w:pPr>
       <w:r>
-        <w:t>Most people who speak with us are trying to solve something. The property may need work. A move may be stalled. A family may be carrying a problem they did not expect. Start with the person and the situation before you start talking about a solution.</w:t>
+        <w:t>The people in the current system are more than names and property records. Someone may have inherited a house far from home and have no idea where to start. Another person may be handling a loss, a looming foreclosure, a difficult move, or repairs that grew beyond what the family can carry. Start with the person. The property facts make more sense after you understand the burden attached to them.</w:t>
+      </w:r>
+    </w:p>
+    <w:p>
+      <w:pPr>
+        <w:keepNext/>
+        <w:keepLines/>
+        <w:spacing w:after="60"/>
+      </w:pPr>
+      <w:r>
+        <w:rPr>
+          <w:rFonts w:ascii="Calibri" w:hAnsi="Calibri"/>
+          <w:b/>
+          <w:color w:val="1F4D78"/>
+        </w:rPr>
+        <w:t xml:space="preserve">Coverage: </w:t>
+      </w:r>
+      <w:r>
+        <w:rPr>
+          <w:rFonts w:ascii="Calibri" w:hAnsi="Calibri"/>
+        </w:rPr>
+        <w:t>real-people, difficult-context, inherited-property</w:t>
       </w:r>
     </w:p>
     <w:p>
@@ -243,7 +303,7 @@
         <w:rPr>
           <w:rFonts w:ascii="Calibri" w:hAnsi="Calibri"/>
         </w:rPr>
-        <w:t>Andrea standing with open posture</w:t>
+        <w:t>Andrea standing beside a seller reviewing property papers</w:t>
       </w:r>
     </w:p>
     <w:p>
@@ -265,7 +325,7 @@
           <w:i/>
           <w:color w:val="666666"/>
         </w:rPr>
-        <w:t>Optional cutaway may show a seller reviewing property papers.</w:t>
+        <w:t>Show a calm, grounded seller situation with no dramatic warning text.</w:t>
       </w:r>
     </w:p>
     <w:p>
@@ -274,7 +334,7 @@
         <w:keepNext/>
       </w:pPr>
       <w:r>
-        <w:t>Scene 3: Listen for the real need</w:t>
+        <w:t>Scene 3: Help them find a path</w:t>
       </w:r>
     </w:p>
     <w:p>
@@ -283,7 +343,28 @@
         <w:keepLines/>
       </w:pPr>
       <w:r>
-        <w:t>Ask clear questions. Listen all the way through the answer. A seller may mention price first, then reveal that timing, repairs, or a difficult family decision is the real concern. You cannot help with what you have not understood.</w:t>
+        <w:t>Your job in that moment is to help the seller see a responsible path. Ask a clear question, listen through the full answer, and make sure you understood it. Price may be the first thing they mention, while timing, repairs, or a family decision is what they are really trying to solve. When you stay present, the conversation can be useful even if the right answer is a path outside BMH.</w:t>
+      </w:r>
+    </w:p>
+    <w:p>
+      <w:pPr>
+        <w:keepNext/>
+        <w:keepLines/>
+        <w:spacing w:after="60"/>
+      </w:pPr>
+      <w:r>
+        <w:rPr>
+          <w:rFonts w:ascii="Calibri" w:hAnsi="Calibri"/>
+          <w:b/>
+          <w:color w:val="1F4D78"/>
+        </w:rPr>
+        <w:t xml:space="preserve">Coverage: </w:t>
+      </w:r>
+      <w:r>
+        <w:rPr>
+          <w:rFonts w:ascii="Calibri" w:hAnsi="Calibri"/>
+        </w:rPr>
+        <w:t>help-find-path, meaningful-service, seller-fit-path, other-path-fits</w:t>
       </w:r>
     </w:p>
     <w:p>
@@ -304,7 +385,7 @@
         <w:rPr>
           <w:rFonts w:ascii="Calibri" w:hAnsi="Calibri"/>
         </w:rPr>
-        <w:t>Andrea seated at a desk in a medium-wide frame</w:t>
+        <w:t>Andrea seated across from a seller with an open notebook</w:t>
       </w:r>
     </w:p>
     <w:p>
@@ -326,7 +407,7 @@
           <w:i/>
           <w:color w:val="666666"/>
         </w:rPr>
-        <w:t>Use a calm listening gesture and leave room for a brief pause.</w:t>
+        <w:t>Keep the posture attentive. The seller decides among unlabeled paths.</w:t>
       </w:r>
     </w:p>
     <w:p>
@@ -335,7 +416,7 @@
         <w:keepNext/>
       </w:pPr>
       <w:r>
-        <w:t>Scene 4: Explain cash as is accurately</w:t>
+        <w:t>Scene 4: What you will learn</w:t>
       </w:r>
     </w:p>
     <w:p>
@@ -344,7 +425,28 @@
         <w:keepLines/>
       </w:pPr>
       <w:r>
-        <w:t>A cash, as-is path can remove some of the work that comes with preparing a property for a traditional sale. The exact price, timing, fees, and responsibilities depend on the written offer and the facts of that property. Explain only what has been confirmed. If you are unsure, pause and get the right answer.</w:t>
+        <w:t>You will learn who this service may fit and what information helps qualify a situation. You will see how the written offer and the surrounding process work. You will practice objections, discovery, and the moments when a conversation gets uncomfortable. Those pieces belong together. Good qualification supports an accurate offer explanation, and careful notes keep the next part of the process from starting with missing information.</w:t>
+      </w:r>
+    </w:p>
+    <w:p>
+      <w:pPr>
+        <w:keepNext/>
+        <w:keepLines/>
+        <w:spacing w:after="60"/>
+      </w:pPr>
+      <w:r>
+        <w:rPr>
+          <w:rFonts w:ascii="Calibri" w:hAnsi="Calibri"/>
+          <w:b/>
+          <w:color w:val="1F4D78"/>
+        </w:rPr>
+        <w:t xml:space="preserve">Coverage: </w:t>
+      </w:r>
+      <w:r>
+        <w:rPr>
+          <w:rFonts w:ascii="Calibri" w:hAnsi="Calibri"/>
+        </w:rPr>
+        <w:t>service-fit, written-offer, process, hard-conversations, connected-training</w:t>
       </w:r>
     </w:p>
     <w:p>
@@ -365,7 +467,7 @@
         <w:rPr>
           <w:rFonts w:ascii="Calibri" w:hAnsi="Calibri"/>
         </w:rPr>
-        <w:t>Andrea beside a simple property folder</w:t>
+        <w:t>Andrea beside a learning path made of property, document, conversation, and handoff cards</w:t>
       </w:r>
     </w:p>
     <w:p>
@@ -387,7 +489,7 @@
           <w:i/>
           <w:color w:val="666666"/>
         </w:rPr>
-        <w:t>Optional cutaway can compare repair preparation with an as-is review. Do not show promised numbers or dates.</w:t>
+        <w:t>Use generic cards with no chapter numbers, provider marks, or role labels.</w:t>
       </w:r>
     </w:p>
     <w:p>
@@ -396,7 +498,7 @@
         <w:keepNext/>
       </w:pPr>
       <w:r>
-        <w:t>Scene 5: Serve without pressure</w:t>
+        <w:t>Scene 5: Use the script with judgment</w:t>
       </w:r>
     </w:p>
     <w:p>
@@ -405,7 +507,28 @@
         <w:keepLines/>
       </w:pPr>
       <w:r>
-        <w:t>The goal is not to push someone toward a yes. Help them understand the available path, answer what you can, and be honest about what still needs review. A clear no is more useful than a pressured maybe.</w:t>
+        <w:t>You will have a script, and it is useful. It gives you a place to begin and a structure when the conversation feels unfamiliar. The script cannot listen for you. If the seller says something important, slow down. Ask the useful follow-up instead of racing toward the next line. Read the words as a guide, then pay attention to the person who is answering you.</w:t>
+      </w:r>
+    </w:p>
+    <w:p>
+      <w:pPr>
+        <w:keepNext/>
+        <w:keepLines/>
+        <w:spacing w:after="60"/>
+      </w:pPr>
+      <w:r>
+        <w:rPr>
+          <w:rFonts w:ascii="Calibri" w:hAnsi="Calibri"/>
+          <w:b/>
+          <w:color w:val="1F4D78"/>
+        </w:rPr>
+        <w:t xml:space="preserve">Coverage: </w:t>
+      </w:r>
+      <w:r>
+        <w:rPr>
+          <w:rFonts w:ascii="Calibri" w:hAnsi="Calibri"/>
+        </w:rPr>
+        <w:t>script-judgment, presence-builds-trust</w:t>
       </w:r>
     </w:p>
     <w:p>
@@ -426,7 +549,7 @@
         <w:rPr>
           <w:rFonts w:ascii="Calibri" w:hAnsi="Calibri"/>
         </w:rPr>
-        <w:t>Andrea standing in a three-quarter frame</w:t>
+        <w:t>Andrea beside a script page that lowers as a seller begins speaking</w:t>
       </w:r>
     </w:p>
     <w:p>
@@ -448,7 +571,7 @@
           <w:i/>
           <w:color w:val="666666"/>
         </w:rPr>
-        <w:t>Use a small open-hand gesture. Keep the tone steady, not promotional.</w:t>
+        <w:t>The page is generic and contains no readable provider or role text.</w:t>
       </w:r>
     </w:p>
     <w:p>
@@ -457,7 +580,7 @@
         <w:keepNext/>
       </w:pPr>
       <w:r>
-        <w:t>Scene 6: Own the next step</w:t>
+        <w:t>Scene 6: Explain cash as is accurately</w:t>
       </w:r>
     </w:p>
     <w:p>
@@ -466,7 +589,28 @@
         <w:keepLines/>
       </w:pPr>
       <w:r>
-        <w:t>Good service also means doing what you said you would do. Keep the record current. Set the next action. Follow through, or tell the right person when something is blocked. Care and accountability belong together.</w:t>
+        <w:t>A cash, as-is path can remove some of the preparation that comes with a traditional sale. A seller facing a long repair list may value that simplicity. The exact price, timing, costs, condition terms, and responsibilities still come from the written offer and the facts of that property. Explain what has been confirmed. When you do not know, say that you will get the right answer and follow through.</w:t>
+      </w:r>
+    </w:p>
+    <w:p>
+      <w:pPr>
+        <w:keepNext/>
+        <w:keepLines/>
+        <w:spacing w:after="60"/>
+      </w:pPr>
+      <w:r>
+        <w:rPr>
+          <w:rFonts w:ascii="Calibri" w:hAnsi="Calibri"/>
+          <w:b/>
+          <w:color w:val="1F4D78"/>
+        </w:rPr>
+        <w:t xml:space="preserve">Coverage: </w:t>
+      </w:r>
+      <w:r>
+        <w:rPr>
+          <w:rFonts w:ascii="Calibri" w:hAnsi="Calibri"/>
+        </w:rPr>
+        <w:t>written-offer, help-find-path, repair-burden</w:t>
       </w:r>
     </w:p>
     <w:p>
@@ -487,7 +631,7 @@
         <w:rPr>
           <w:rFonts w:ascii="Calibri" w:hAnsi="Calibri"/>
         </w:rPr>
-        <w:t>Andrea at a desk with a closed notebook</w:t>
+        <w:t>Andrea beside a property folder and a repair list</w:t>
       </w:r>
     </w:p>
     <w:p>
@@ -509,7 +653,7 @@
           <w:i/>
           <w:color w:val="666666"/>
         </w:rPr>
-        <w:t>Optional cutaway can show a clean next-action checklist without product branding.</w:t>
+        <w:t>Show no price, date, fee, or promise on the folder.</w:t>
       </w:r>
     </w:p>
     <w:p>
@@ -518,7 +662,253 @@
         <w:keepNext/>
       </w:pPr>
       <w:r>
-        <w:t>Scene 7: Continue into mindset</w:t>
+        <w:t>Scene 7: Consult without pressure</w:t>
+      </w:r>
+    </w:p>
+    <w:p>
+      <w:pPr>
+        <w:keepNext/>
+        <w:keepLines/>
+      </w:pPr>
+      <w:r>
+        <w:t>A strong conversation helps the seller understand the available choices. It does not corner them into a yes. Explain what the current process supports, separate confirmed facts from open questions, and give the person room to think. A clear answer that the service does not fit is useful. So is a thoughtful follow-up when the seller wants more information. Pressure hides uncertainty. Calm questions bring it into the open.</w:t>
+      </w:r>
+    </w:p>
+    <w:p>
+      <w:pPr>
+        <w:keepNext/>
+        <w:keepLines/>
+        <w:spacing w:after="60"/>
+      </w:pPr>
+      <w:r>
+        <w:rPr>
+          <w:rFonts w:ascii="Calibri" w:hAnsi="Calibri"/>
+          <w:b/>
+          <w:color w:val="1F4D78"/>
+        </w:rPr>
+        <w:t xml:space="preserve">Coverage: </w:t>
+      </w:r>
+      <w:r>
+        <w:rPr>
+          <w:rFonts w:ascii="Calibri" w:hAnsi="Calibri"/>
+        </w:rPr>
+        <w:t>consult-no-pressure, seller-fit-path</w:t>
+      </w:r>
+    </w:p>
+    <w:p>
+      <w:pPr>
+        <w:keepNext/>
+        <w:keepLines/>
+        <w:spacing w:after="60"/>
+      </w:pPr>
+      <w:r>
+        <w:rPr>
+          <w:rFonts w:ascii="Calibri" w:hAnsi="Calibri"/>
+          <w:b/>
+          <w:color w:val="1F4D78"/>
+        </w:rPr>
+        <w:t xml:space="preserve">Visual plan: </w:t>
+      </w:r>
+      <w:r>
+        <w:rPr>
+          <w:rFonts w:ascii="Calibri" w:hAnsi="Calibri"/>
+        </w:rPr>
+        <w:t>Andrea standing with a relaxed open-hand gesture</w:t>
+      </w:r>
+    </w:p>
+    <w:p>
+      <w:pPr>
+        <w:keepLines/>
+        <w:spacing w:after="160"/>
+      </w:pPr>
+      <w:r>
+        <w:rPr>
+          <w:rFonts w:ascii="Calibri" w:hAnsi="Calibri"/>
+          <w:b/>
+          <w:color w:val="1F4D78"/>
+        </w:rPr>
+        <w:t xml:space="preserve">Editor note: </w:t>
+      </w:r>
+      <w:r>
+        <w:rPr>
+          <w:rFonts w:ascii="Calibri" w:hAnsi="Calibri"/>
+          <w:i/>
+          <w:color w:val="666666"/>
+        </w:rPr>
+        <w:t>Keep the delivery calm and conversational.</w:t>
+      </w:r>
+    </w:p>
+    <w:p>
+      <w:pPr>
+        <w:pStyle w:val="Heading2"/>
+        <w:keepNext/>
+      </w:pPr>
+      <w:r>
+        <w:t>Scene 8: Own the next step</w:t>
+      </w:r>
+    </w:p>
+    <w:p>
+      <w:pPr>
+        <w:keepNext/>
+        <w:keepLines/>
+      </w:pPr>
+      <w:r>
+        <w:t>Care also shows up after the call. Keep the record accurate while the details are fresh. Set the next action, make the expectation clear, and do what you said you would do. If something is blocked, tell the right person and leave enough detail for the issue to be resolved. A warm conversation without follow-through is incomplete. Service and accountability have to travel together.</w:t>
+      </w:r>
+    </w:p>
+    <w:p>
+      <w:pPr>
+        <w:keepNext/>
+        <w:keepLines/>
+        <w:spacing w:after="60"/>
+      </w:pPr>
+      <w:r>
+        <w:rPr>
+          <w:rFonts w:ascii="Calibri" w:hAnsi="Calibri"/>
+          <w:b/>
+          <w:color w:val="1F4D78"/>
+        </w:rPr>
+        <w:t xml:space="preserve">Coverage: </w:t>
+      </w:r>
+      <w:r>
+        <w:rPr>
+          <w:rFonts w:ascii="Calibri" w:hAnsi="Calibri"/>
+        </w:rPr>
+        <w:t>meaningful-service, mission</w:t>
+      </w:r>
+    </w:p>
+    <w:p>
+      <w:pPr>
+        <w:keepNext/>
+        <w:keepLines/>
+        <w:spacing w:after="60"/>
+      </w:pPr>
+      <w:r>
+        <w:rPr>
+          <w:rFonts w:ascii="Calibri" w:hAnsi="Calibri"/>
+          <w:b/>
+          <w:color w:val="1F4D78"/>
+        </w:rPr>
+        <w:t xml:space="preserve">Visual plan: </w:t>
+      </w:r>
+      <w:r>
+        <w:rPr>
+          <w:rFonts w:ascii="Calibri" w:hAnsi="Calibri"/>
+        </w:rPr>
+        <w:t>Andrea at a desk with a simple completed next-action card</w:t>
+      </w:r>
+    </w:p>
+    <w:p>
+      <w:pPr>
+        <w:keepLines/>
+        <w:spacing w:after="160"/>
+      </w:pPr>
+      <w:r>
+        <w:rPr>
+          <w:rFonts w:ascii="Calibri" w:hAnsi="Calibri"/>
+          <w:b/>
+          <w:color w:val="1F4D78"/>
+        </w:rPr>
+        <w:t xml:space="preserve">Editor note: </w:t>
+      </w:r>
+      <w:r>
+        <w:rPr>
+          <w:rFonts w:ascii="Calibri" w:hAnsi="Calibri"/>
+          <w:i/>
+          <w:color w:val="666666"/>
+        </w:rPr>
+        <w:t>Use a generic record with no software branding.</w:t>
+      </w:r>
+    </w:p>
+    <w:p>
+      <w:pPr>
+        <w:pStyle w:val="Heading2"/>
+        <w:keepNext/>
+      </w:pPr>
+      <w:r>
+        <w:t>Scene 9: Remember the mission</w:t>
+      </w:r>
+    </w:p>
+    <w:p>
+      <w:pPr>
+        <w:keepNext/>
+        <w:keepLines/>
+      </w:pPr>
+      <w:r>
+        <w:t>The mission is simple to say and demanding to practice. Help families understand the situation in front of them. Give accurate information. Treat the seller with dignity when the conversation is hard. Leave them with more clarity and a responsible next step, even when that step takes them somewhere else. The skills in this course exist to help you do that work with steadiness and care.</w:t>
+      </w:r>
+    </w:p>
+    <w:p>
+      <w:pPr>
+        <w:keepNext/>
+        <w:keepLines/>
+        <w:spacing w:after="60"/>
+      </w:pPr>
+      <w:r>
+        <w:rPr>
+          <w:rFonts w:ascii="Calibri" w:hAnsi="Calibri"/>
+          <w:b/>
+          <w:color w:val="1F4D78"/>
+        </w:rPr>
+        <w:t xml:space="preserve">Coverage: </w:t>
+      </w:r>
+      <w:r>
+        <w:rPr>
+          <w:rFonts w:ascii="Calibri" w:hAnsi="Calibri"/>
+        </w:rPr>
+        <w:t>mission, meaningful-service, seller-fit-path</w:t>
+      </w:r>
+    </w:p>
+    <w:p>
+      <w:pPr>
+        <w:keepNext/>
+        <w:keepLines/>
+        <w:spacing w:after="60"/>
+      </w:pPr>
+      <w:r>
+        <w:rPr>
+          <w:rFonts w:ascii="Calibri" w:hAnsi="Calibri"/>
+          <w:b/>
+          <w:color w:val="1F4D78"/>
+        </w:rPr>
+        <w:t xml:space="preserve">Visual plan: </w:t>
+      </w:r>
+      <w:r>
+        <w:rPr>
+          <w:rFonts w:ascii="Calibri" w:hAnsi="Calibri"/>
+        </w:rPr>
+        <w:t>Andrea centered in a warm medium shot</w:t>
+      </w:r>
+    </w:p>
+    <w:p>
+      <w:pPr>
+        <w:keepLines/>
+        <w:spacing w:after="160"/>
+      </w:pPr>
+      <w:r>
+        <w:rPr>
+          <w:rFonts w:ascii="Calibri" w:hAnsi="Calibri"/>
+          <w:b/>
+          <w:color w:val="1F4D78"/>
+        </w:rPr>
+        <w:t xml:space="preserve">Editor note: </w:t>
+      </w:r>
+      <w:r>
+        <w:rPr>
+          <w:rFonts w:ascii="Calibri" w:hAnsi="Calibri"/>
+          <w:i/>
+          <w:color w:val="666666"/>
+        </w:rPr>
+        <w:t>Keep the frame uncluttered and sincere.</w:t>
+      </w:r>
+    </w:p>
+    <w:p>
+      <w:pPr>
+        <w:pStyle w:val="Heading2"/>
+        <w:keepNext/>
+      </w:pPr>
+      <w:r>
+        <w:t>Scene 10: Continue into mindset</w:t>
       </w:r>
     </w:p>
     <w:p>
@@ -528,6 +918,27 @@
       </w:pPr>
       <w:r>
         <w:t>Continue into Mindset next. After that, take the Welcome and Mindset checkpoint and move into Terms Glossary.</w:t>
+      </w:r>
+    </w:p>
+    <w:p>
+      <w:pPr>
+        <w:keepNext/>
+        <w:keepLines/>
+        <w:spacing w:after="60"/>
+      </w:pPr>
+      <w:r>
+        <w:rPr>
+          <w:rFonts w:ascii="Calibri" w:hAnsi="Calibri"/>
+          <w:b/>
+          <w:color w:val="1F4D78"/>
+        </w:rPr>
+        <w:t xml:space="preserve">Coverage: </w:t>
+      </w:r>
+      <w:r>
+        <w:rPr>
+          <w:rFonts w:ascii="Calibri" w:hAnsi="Calibri"/>
+        </w:rPr>
+        <w:t>begin-training</w:t>
       </w:r>
     </w:p>
     <w:p>
